--- a/Meeting Minutes/Meeting Minutes.docx
+++ b/Meeting Minutes/Meeting Minutes.docx
@@ -122,6 +122,41 @@
           <w:tab w:val="right" w:pos="8931"/>
         </w:tabs>
         <w:spacing w:after="0" w:line="240" w:lineRule="auto"/>
+        <w:ind w:left="-284"/>
+        <w:rPr>
+          <w:rFonts w:ascii="Times New Roman" w:hAnsi="Times New Roman" w:cs="Times New Roman"/>
+          <w:sz w:val="28"/>
+          <w:szCs w:val="28"/>
+          <w:lang w:val="en-US"/>
+        </w:rPr>
+      </w:pPr>
+      <w:r>
+        <w:rPr>
+          <w:rFonts w:ascii="Times New Roman" w:hAnsi="Times New Roman" w:cs="Times New Roman"/>
+          <w:b/>
+          <w:bCs/>
+          <w:sz w:val="28"/>
+          <w:szCs w:val="28"/>
+          <w:lang w:val="en-US"/>
+        </w:rPr>
+        <w:t xml:space="preserve">Location: </w:t>
+      </w:r>
+      <w:r>
+        <w:rPr>
+          <w:rFonts w:ascii="Times New Roman" w:hAnsi="Times New Roman" w:cs="Times New Roman"/>
+          <w:sz w:val="28"/>
+          <w:szCs w:val="28"/>
+          <w:lang w:val="en-US"/>
+        </w:rPr>
+        <w:t>Online Meeting</w:t>
+      </w:r>
+    </w:p>
+    <w:p>
+      <w:pPr>
+        <w:tabs>
+          <w:tab w:val="right" w:pos="8931"/>
+        </w:tabs>
+        <w:spacing w:after="0" w:line="240" w:lineRule="auto"/>
         <w:rPr>
           <w:rFonts w:ascii="Times New Roman" w:hAnsi="Times New Roman" w:cs="Times New Roman"/>
           <w:b/>
@@ -326,6 +361,13 @@
               </w:rPr>
               <w:t>Discussio</w:t>
             </w:r>
+            <w:r>
+              <w:rPr>
+                <w:rFonts w:ascii="Times New Roman" w:hAnsi="Times New Roman" w:cs="Times New Roman"/>
+                <w:lang w:val="en-US"/>
+              </w:rPr>
+              <w:t>n</w:t>
+            </w:r>
           </w:p>
         </w:tc>
         <w:tc>
@@ -370,7 +412,23 @@
                 <w:rFonts w:ascii="Times New Roman" w:hAnsi="Times New Roman" w:cs="Times New Roman"/>
                 <w:lang w:val="en-US"/>
               </w:rPr>
-              <w:t xml:space="preserve">Xi Zixun </w:t>
+              <w:t xml:space="preserve">Xi </w:t>
+            </w:r>
+            <w:proofErr w:type="spellStart"/>
+            <w:r>
+              <w:rPr>
+                <w:rFonts w:ascii="Times New Roman" w:hAnsi="Times New Roman" w:cs="Times New Roman"/>
+                <w:lang w:val="en-US"/>
+              </w:rPr>
+              <w:t>Zixun</w:t>
+            </w:r>
+            <w:proofErr w:type="spellEnd"/>
+            <w:r>
+              <w:rPr>
+                <w:rFonts w:ascii="Times New Roman" w:hAnsi="Times New Roman" w:cs="Times New Roman"/>
+                <w:lang w:val="en-US"/>
+              </w:rPr>
+              <w:t xml:space="preserve"> </w:t>
             </w:r>
           </w:p>
           <w:p>
@@ -480,7 +538,23 @@
                 <w:rFonts w:ascii="Times New Roman" w:hAnsi="Times New Roman" w:cs="Times New Roman"/>
                 <w:lang w:val="en-US"/>
               </w:rPr>
-              <w:t>EDA, CDA – Xi Zixun (Sunday</w:t>
+              <w:t xml:space="preserve">EDA, CDA – Xi </w:t>
+            </w:r>
+            <w:proofErr w:type="spellStart"/>
+            <w:r>
+              <w:rPr>
+                <w:rFonts w:ascii="Times New Roman" w:hAnsi="Times New Roman" w:cs="Times New Roman"/>
+                <w:lang w:val="en-US"/>
+              </w:rPr>
+              <w:t>Zixun</w:t>
+            </w:r>
+            <w:proofErr w:type="spellEnd"/>
+            <w:r>
+              <w:rPr>
+                <w:rFonts w:ascii="Times New Roman" w:hAnsi="Times New Roman" w:cs="Times New Roman"/>
+                <w:lang w:val="en-US"/>
+              </w:rPr>
+              <w:t xml:space="preserve"> (Sunday</w:t>
             </w:r>
             <w:r>
               <w:rPr>
@@ -508,7 +582,23 @@
                 <w:rFonts w:ascii="Times New Roman" w:hAnsi="Times New Roman" w:cs="Times New Roman"/>
                 <w:lang w:val="en-US"/>
               </w:rPr>
-              <w:t>Classification Tree, Random Forest -Jin Qinhao (Sunday, 15 March 2026)</w:t>
+              <w:t xml:space="preserve">Classification Tree, Random Forest -Jin </w:t>
+            </w:r>
+            <w:proofErr w:type="spellStart"/>
+            <w:r>
+              <w:rPr>
+                <w:rFonts w:ascii="Times New Roman" w:hAnsi="Times New Roman" w:cs="Times New Roman"/>
+                <w:lang w:val="en-US"/>
+              </w:rPr>
+              <w:t>Qinhao</w:t>
+            </w:r>
+            <w:proofErr w:type="spellEnd"/>
+            <w:r>
+              <w:rPr>
+                <w:rFonts w:ascii="Times New Roman" w:hAnsi="Times New Roman" w:cs="Times New Roman"/>
+                <w:lang w:val="en-US"/>
+              </w:rPr>
+              <w:t xml:space="preserve"> (Sunday, 15 March 2026)</w:t>
             </w:r>
           </w:p>
           <w:p>
@@ -529,7 +619,23 @@
                 <w:rFonts w:ascii="Times New Roman" w:hAnsi="Times New Roman" w:cs="Times New Roman"/>
                 <w:lang w:val="en-US"/>
               </w:rPr>
-              <w:t>Cluster Analysis – Wang Zhuoran (Sunday, 15 March 2026)</w:t>
+              <w:t xml:space="preserve">Cluster Analysis – Wang </w:t>
+            </w:r>
+            <w:proofErr w:type="spellStart"/>
+            <w:r>
+              <w:rPr>
+                <w:rFonts w:ascii="Times New Roman" w:hAnsi="Times New Roman" w:cs="Times New Roman"/>
+                <w:lang w:val="en-US"/>
+              </w:rPr>
+              <w:t>Zhuoran</w:t>
+            </w:r>
+            <w:proofErr w:type="spellEnd"/>
+            <w:r>
+              <w:rPr>
+                <w:rFonts w:ascii="Times New Roman" w:hAnsi="Times New Roman" w:cs="Times New Roman"/>
+                <w:lang w:val="en-US"/>
+              </w:rPr>
+              <w:t xml:space="preserve"> (Sunday, 15 March 2026)</w:t>
             </w:r>
           </w:p>
         </w:tc>
@@ -603,7 +709,7 @@
     <w:p>
       <w:pPr>
         <w:rPr>
-          <w:rFonts w:ascii="Times New Roman" w:hAnsi="Times New Roman" w:cs="Times New Roman" w:hint="eastAsia"/>
+          <w:rFonts w:ascii="Times New Roman" w:hAnsi="Times New Roman" w:cs="Times New Roman"/>
           <w:lang w:val="en-US"/>
         </w:rPr>
       </w:pPr>

--- a/Meeting Minutes/Meeting Minutes.docx
+++ b/Meeting Minutes/Meeting Minutes.docx
@@ -619,7 +619,494 @@
                 <w:rFonts w:ascii="Times New Roman" w:hAnsi="Times New Roman" w:cs="Times New Roman"/>
                 <w:lang w:val="en-US"/>
               </w:rPr>
-              <w:t xml:space="preserve">Cluster Analysis – Wang </w:t>
+              <w:t>Cluster Analysis – Wang Zhuoran (Sunday, 15 March 2026)</w:t>
+            </w:r>
+          </w:p>
+        </w:tc>
+      </w:tr>
+      <w:tr>
+        <w:tc>
+          <w:tcPr>
+            <w:tcW w:w="4679" w:type="dxa"/>
+          </w:tcPr>
+          <w:p>
+            <w:pPr>
+              <w:rPr>
+                <w:rFonts w:ascii="Times New Roman" w:hAnsi="Times New Roman" w:cs="Times New Roman"/>
+                <w:b/>
+                <w:bCs/>
+                <w:lang w:val="en-US"/>
+              </w:rPr>
+            </w:pPr>
+            <w:r>
+              <w:rPr>
+                <w:rFonts w:ascii="Times New Roman" w:hAnsi="Times New Roman" w:cs="Times New Roman"/>
+                <w:b/>
+                <w:bCs/>
+                <w:lang w:val="en-US"/>
+              </w:rPr>
+              <w:t>PARKING LOT</w:t>
+            </w:r>
+          </w:p>
+          <w:p>
+            <w:pPr>
+              <w:rPr>
+                <w:rFonts w:ascii="Times New Roman" w:hAnsi="Times New Roman" w:cs="Times New Roman"/>
+                <w:lang w:val="en-US"/>
+              </w:rPr>
+            </w:pPr>
+          </w:p>
+          <w:p>
+            <w:pPr>
+              <w:rPr>
+                <w:rFonts w:ascii="Times New Roman" w:hAnsi="Times New Roman" w:cs="Times New Roman"/>
+                <w:lang w:val="en-US"/>
+              </w:rPr>
+            </w:pPr>
+          </w:p>
+          <w:p>
+            <w:pPr>
+              <w:rPr>
+                <w:rFonts w:ascii="Times New Roman" w:hAnsi="Times New Roman" w:cs="Times New Roman"/>
+                <w:lang w:val="en-US"/>
+              </w:rPr>
+            </w:pPr>
+          </w:p>
+        </w:tc>
+        <w:tc>
+          <w:tcPr>
+            <w:tcW w:w="4530" w:type="dxa"/>
+            <w:gridSpan w:val="2"/>
+            <w:vMerge/>
+          </w:tcPr>
+          <w:p>
+            <w:pPr>
+              <w:rPr>
+                <w:rFonts w:ascii="Times New Roman" w:hAnsi="Times New Roman" w:cs="Times New Roman"/>
+                <w:lang w:val="en-US"/>
+              </w:rPr>
+            </w:pPr>
+          </w:p>
+        </w:tc>
+      </w:tr>
+    </w:tbl>
+    <w:p>
+      <w:pPr>
+        <w:rPr>
+          <w:rFonts w:ascii="Times New Roman" w:hAnsi="Times New Roman" w:cs="Times New Roman"/>
+          <w:lang w:val="en-US"/>
+        </w:rPr>
+      </w:pPr>
+    </w:p>
+    <w:p>
+      <w:pPr>
+        <w:rPr>
+          <w:rFonts w:ascii="Times New Roman" w:hAnsi="Times New Roman" w:cs="Times New Roman"/>
+          <w:lang w:val="en-US"/>
+        </w:rPr>
+      </w:pPr>
+    </w:p>
+    <w:p>
+      <w:pPr>
+        <w:rPr>
+          <w:rFonts w:ascii="Times New Roman" w:hAnsi="Times New Roman" w:cs="Times New Roman"/>
+          <w:lang w:val="en-US"/>
+        </w:rPr>
+      </w:pPr>
+    </w:p>
+    <w:p>
+      <w:pPr>
+        <w:tabs>
+          <w:tab w:val="right" w:pos="8931"/>
+        </w:tabs>
+        <w:spacing w:after="0" w:line="240" w:lineRule="auto"/>
+        <w:ind w:left="-284"/>
+        <w:rPr>
+          <w:rFonts w:ascii="Times New Roman" w:hAnsi="Times New Roman" w:cs="Times New Roman"/>
+          <w:b/>
+          <w:bCs/>
+          <w:sz w:val="28"/>
+          <w:szCs w:val="28"/>
+          <w:lang w:val="en-US"/>
+        </w:rPr>
+      </w:pPr>
+      <w:r>
+        <w:rPr>
+          <w:rFonts w:ascii="Times New Roman" w:hAnsi="Times New Roman" w:cs="Times New Roman"/>
+          <w:b/>
+          <w:bCs/>
+          <w:sz w:val="40"/>
+          <w:szCs w:val="40"/>
+          <w:lang w:val="en-US"/>
+        </w:rPr>
+        <w:t>Group Meeting Minutes</w:t>
+      </w:r>
+      <w:r>
+        <w:rPr>
+          <w:rFonts w:ascii="Times New Roman" w:hAnsi="Times New Roman" w:cs="Times New Roman"/>
+        </w:rPr>
+        <w:tab/>
+      </w:r>
+    </w:p>
+    <w:p>
+      <w:pPr>
+        <w:tabs>
+          <w:tab w:val="right" w:pos="8931"/>
+        </w:tabs>
+        <w:spacing w:after="0" w:line="240" w:lineRule="auto"/>
+        <w:ind w:left="-284"/>
+        <w:rPr>
+          <w:rFonts w:ascii="Times New Roman" w:hAnsi="Times New Roman" w:cs="Times New Roman"/>
+          <w:sz w:val="28"/>
+          <w:szCs w:val="28"/>
+          <w:lang w:val="en-US"/>
+        </w:rPr>
+      </w:pPr>
+      <w:r>
+        <w:rPr>
+          <w:rFonts w:ascii="Times New Roman" w:hAnsi="Times New Roman" w:cs="Times New Roman"/>
+          <w:b/>
+          <w:bCs/>
+          <w:sz w:val="28"/>
+          <w:szCs w:val="28"/>
+          <w:lang w:val="en-US"/>
+        </w:rPr>
+        <w:t xml:space="preserve">Date / Time: </w:t>
+      </w:r>
+      <w:r>
+        <w:rPr>
+          <w:rFonts w:ascii="Times New Roman" w:hAnsi="Times New Roman" w:cs="Times New Roman" w:hint="eastAsia"/>
+          <w:sz w:val="24"/>
+          <w:szCs w:val="24"/>
+          <w:lang w:val="en-US"/>
+        </w:rPr>
+        <w:t>27</w:t>
+      </w:r>
+      <w:r>
+        <w:rPr>
+          <w:rFonts w:ascii="Times New Roman" w:hAnsi="Times New Roman" w:cs="Times New Roman"/>
+          <w:sz w:val="24"/>
+          <w:szCs w:val="24"/>
+          <w:lang w:val="en-US"/>
+        </w:rPr>
+        <w:t xml:space="preserve"> March 2026 (</w:t>
+      </w:r>
+      <w:r>
+        <w:rPr>
+          <w:rFonts w:ascii="Times New Roman" w:hAnsi="Times New Roman" w:cs="Times New Roman" w:hint="eastAsia"/>
+          <w:sz w:val="24"/>
+          <w:szCs w:val="24"/>
+          <w:lang w:val="en-US"/>
+        </w:rPr>
+        <w:t>2.30</w:t>
+      </w:r>
+      <w:r>
+        <w:rPr>
+          <w:rFonts w:ascii="Times New Roman" w:hAnsi="Times New Roman" w:cs="Times New Roman"/>
+          <w:sz w:val="24"/>
+          <w:szCs w:val="24"/>
+          <w:lang w:val="en-US"/>
+        </w:rPr>
+        <w:t>pm – 3pm</w:t>
+      </w:r>
+      <w:r>
+        <w:rPr>
+          <w:rFonts w:ascii="Times New Roman" w:hAnsi="Times New Roman" w:cs="Times New Roman"/>
+          <w:sz w:val="24"/>
+          <w:szCs w:val="24"/>
+          <w:lang w:val="en-US"/>
+        </w:rPr>
+        <w:t>)</w:t>
+      </w:r>
+      <w:r>
+        <w:rPr>
+          <w:rFonts w:ascii="Times New Roman" w:hAnsi="Times New Roman" w:cs="Times New Roman"/>
+          <w:sz w:val="24"/>
+          <w:szCs w:val="24"/>
+          <w:lang w:val="en-US"/>
+        </w:rPr>
+        <w:tab/>
+        <w:t xml:space="preserve"> </w:t>
+      </w:r>
+      <w:r>
+        <w:rPr>
+          <w:rFonts w:ascii="Times New Roman" w:hAnsi="Times New Roman" w:cs="Times New Roman"/>
+          <w:sz w:val="28"/>
+          <w:szCs w:val="28"/>
+          <w:lang w:val="en-US"/>
+        </w:rPr>
+        <w:t>Group</w:t>
+      </w:r>
+      <w:r>
+        <w:rPr>
+          <w:rFonts w:ascii="Times New Roman" w:hAnsi="Times New Roman" w:cs="Times New Roman"/>
+          <w:sz w:val="28"/>
+          <w:szCs w:val="28"/>
+          <w:lang w:val="en-US"/>
+        </w:rPr>
+        <w:t xml:space="preserve"> 14</w:t>
+      </w:r>
+    </w:p>
+    <w:p>
+      <w:pPr>
+        <w:tabs>
+          <w:tab w:val="right" w:pos="8931"/>
+        </w:tabs>
+        <w:spacing w:after="0" w:line="240" w:lineRule="auto"/>
+        <w:ind w:left="-284"/>
+        <w:rPr>
+          <w:rFonts w:ascii="Times New Roman" w:hAnsi="Times New Roman" w:cs="Times New Roman"/>
+          <w:sz w:val="28"/>
+          <w:szCs w:val="28"/>
+          <w:lang w:val="en-US"/>
+        </w:rPr>
+      </w:pPr>
+      <w:r>
+        <w:rPr>
+          <w:rFonts w:ascii="Times New Roman" w:hAnsi="Times New Roman" w:cs="Times New Roman"/>
+          <w:b/>
+          <w:bCs/>
+          <w:sz w:val="28"/>
+          <w:szCs w:val="28"/>
+          <w:lang w:val="en-US"/>
+        </w:rPr>
+        <w:t xml:space="preserve">Location: </w:t>
+      </w:r>
+      <w:r>
+        <w:rPr>
+          <w:rFonts w:ascii="Times New Roman" w:hAnsi="Times New Roman" w:cs="Times New Roman"/>
+          <w:sz w:val="28"/>
+          <w:szCs w:val="28"/>
+          <w:lang w:val="en-US"/>
+        </w:rPr>
+        <w:t>Online Meeting</w:t>
+      </w:r>
+    </w:p>
+    <w:p>
+      <w:pPr>
+        <w:tabs>
+          <w:tab w:val="right" w:pos="8931"/>
+        </w:tabs>
+        <w:spacing w:after="0" w:line="240" w:lineRule="auto"/>
+        <w:rPr>
+          <w:rFonts w:ascii="Times New Roman" w:hAnsi="Times New Roman" w:cs="Times New Roman"/>
+          <w:b/>
+          <w:bCs/>
+          <w:sz w:val="18"/>
+          <w:szCs w:val="18"/>
+          <w:lang w:val="en-US"/>
+        </w:rPr>
+      </w:pPr>
+    </w:p>
+    <w:tbl>
+      <w:tblPr>
+        <w:tblStyle w:val="TableGrid"/>
+        <w:tblW w:w="9209" w:type="dxa"/>
+        <w:tblInd w:w="-289" w:type="dxa"/>
+        <w:tblLook w:val="04A0" w:firstRow="1" w:lastRow="0" w:firstColumn="1" w:lastColumn="0" w:noHBand="0" w:noVBand="1"/>
+      </w:tblPr>
+      <w:tblGrid>
+        <w:gridCol w:w="4679"/>
+        <w:gridCol w:w="2693"/>
+        <w:gridCol w:w="1837"/>
+      </w:tblGrid>
+      <w:tr>
+        <w:tc>
+          <w:tcPr>
+            <w:tcW w:w="4679" w:type="dxa"/>
+            <w:vMerge w:val="restart"/>
+          </w:tcPr>
+          <w:p>
+            <w:pPr>
+              <w:rPr>
+                <w:rFonts w:ascii="Times New Roman" w:hAnsi="Times New Roman" w:cs="Times New Roman"/>
+                <w:b/>
+                <w:bCs/>
+                <w:lang w:val="en-US"/>
+              </w:rPr>
+            </w:pPr>
+            <w:r>
+              <w:rPr>
+                <w:rFonts w:ascii="Times New Roman" w:hAnsi="Times New Roman" w:cs="Times New Roman"/>
+                <w:b/>
+                <w:bCs/>
+                <w:lang w:val="en-US"/>
+              </w:rPr>
+              <w:t>MEETING NOTES</w:t>
+            </w:r>
+          </w:p>
+          <w:p>
+            <w:pPr>
+              <w:pStyle w:val="ListParagraph"/>
+              <w:widowControl/>
+              <w:numPr>
+                <w:ilvl w:val="0"/>
+                <w:numId w:val="3"/>
+              </w:numPr>
+              <w:rPr>
+                <w:rFonts w:ascii="Times New Roman" w:hAnsi="Times New Roman" w:cs="Times New Roman"/>
+              </w:rPr>
+            </w:pPr>
+            <w:r>
+              <w:rPr>
+                <w:rFonts w:ascii="Times New Roman" w:hAnsi="Times New Roman" w:cs="Times New Roman"/>
+              </w:rPr>
+              <w:t>Suggested on Improvement of data sets from a Single Country -&gt; Multiple Country for Time Series Data Analysis</w:t>
+            </w:r>
+          </w:p>
+          <w:p>
+            <w:pPr>
+              <w:pStyle w:val="ListParagraph"/>
+              <w:widowControl/>
+              <w:numPr>
+                <w:ilvl w:val="0"/>
+                <w:numId w:val="3"/>
+              </w:numPr>
+              <w:rPr>
+                <w:rFonts w:ascii="Times New Roman" w:hAnsi="Times New Roman" w:cs="Times New Roman"/>
+              </w:rPr>
+            </w:pPr>
+            <w:r>
+              <w:rPr>
+                <w:rFonts w:ascii="Times New Roman" w:hAnsi="Times New Roman" w:cs="Times New Roman"/>
+              </w:rPr>
+              <w:t xml:space="preserve">Questioned about EDA, Cluster and other </w:t>
+            </w:r>
+            <w:r>
+              <w:rPr>
+                <w:rFonts w:ascii="Times New Roman" w:hAnsi="Times New Roman" w:cs="Times New Roman"/>
+              </w:rPr>
+              <w:t>models’</w:t>
+            </w:r>
+            <w:r>
+              <w:rPr>
+                <w:rFonts w:ascii="Times New Roman" w:hAnsi="Times New Roman" w:cs="Times New Roman"/>
+              </w:rPr>
+              <w:t xml:space="preserve"> direction</w:t>
+            </w:r>
+          </w:p>
+          <w:p>
+            <w:pPr>
+              <w:pStyle w:val="ListParagraph"/>
+              <w:widowControl/>
+              <w:numPr>
+                <w:ilvl w:val="0"/>
+                <w:numId w:val="3"/>
+              </w:numPr>
+              <w:rPr>
+                <w:rFonts w:ascii="Times New Roman" w:hAnsi="Times New Roman" w:cs="Times New Roman"/>
+              </w:rPr>
+            </w:pPr>
+            <w:r>
+              <w:rPr>
+                <w:rFonts w:ascii="Times New Roman" w:hAnsi="Times New Roman" w:cs="Times New Roman"/>
+              </w:rPr>
+              <w:t>Reframe the final modules t</w:t>
+            </w:r>
+            <w:r>
+              <w:rPr>
+                <w:rFonts w:ascii="Times New Roman" w:hAnsi="Times New Roman" w:cs="Times New Roman"/>
+              </w:rPr>
+              <w:t>o Time Series Visual Analytics, Time Series Clustering and Forecasting Model</w:t>
+            </w:r>
+          </w:p>
+        </w:tc>
+        <w:tc>
+          <w:tcPr>
+            <w:tcW w:w="2693" w:type="dxa"/>
+          </w:tcPr>
+          <w:p>
+            <w:pPr>
+              <w:rPr>
+                <w:rFonts w:ascii="Times New Roman" w:hAnsi="Times New Roman" w:cs="Times New Roman"/>
+                <w:b/>
+                <w:bCs/>
+                <w:lang w:val="en-US"/>
+              </w:rPr>
+            </w:pPr>
+            <w:r>
+              <w:rPr>
+                <w:rFonts w:ascii="Times New Roman" w:hAnsi="Times New Roman" w:cs="Times New Roman"/>
+                <w:b/>
+                <w:bCs/>
+                <w:lang w:val="en-US"/>
+              </w:rPr>
+              <w:t>AGENDA (and priority)</w:t>
+            </w:r>
+          </w:p>
+          <w:p>
+            <w:pPr>
+              <w:pStyle w:val="ListParagraph"/>
+              <w:widowControl/>
+              <w:numPr>
+                <w:ilvl w:val="0"/>
+                <w:numId w:val="2"/>
+              </w:numPr>
+              <w:ind w:left="463"/>
+              <w:rPr>
+                <w:rFonts w:ascii="Times New Roman" w:hAnsi="Times New Roman" w:cs="Times New Roman"/>
+                <w:lang w:val="en-US"/>
+              </w:rPr>
+            </w:pPr>
+            <w:r>
+              <w:rPr>
+                <w:rFonts w:ascii="Times New Roman" w:hAnsi="Times New Roman" w:cs="Times New Roman"/>
+                <w:lang w:val="en-US"/>
+              </w:rPr>
+              <w:t>Project Discussio</w:t>
+            </w:r>
+            <w:r>
+              <w:rPr>
+                <w:rFonts w:ascii="Times New Roman" w:hAnsi="Times New Roman" w:cs="Times New Roman"/>
+                <w:lang w:val="en-US"/>
+              </w:rPr>
+              <w:t>n</w:t>
+            </w:r>
+          </w:p>
+        </w:tc>
+        <w:tc>
+          <w:tcPr>
+            <w:tcW w:w="1837" w:type="dxa"/>
+          </w:tcPr>
+          <w:p>
+            <w:pPr>
+              <w:rPr>
+                <w:rFonts w:ascii="Times New Roman" w:hAnsi="Times New Roman" w:cs="Times New Roman"/>
+                <w:b/>
+                <w:bCs/>
+                <w:lang w:val="en-US"/>
+              </w:rPr>
+            </w:pPr>
+            <w:r>
+              <w:rPr>
+                <w:rFonts w:ascii="Times New Roman" w:hAnsi="Times New Roman" w:cs="Times New Roman"/>
+                <w:b/>
+                <w:bCs/>
+                <w:lang w:val="en-US"/>
+              </w:rPr>
+              <w:t>Attendees</w:t>
+            </w:r>
+          </w:p>
+          <w:p>
+            <w:pPr>
+              <w:pStyle w:val="ListParagraph"/>
+              <w:widowControl/>
+              <w:numPr>
+                <w:ilvl w:val="0"/>
+                <w:numId w:val="1"/>
+              </w:numPr>
+              <w:ind w:left="401"/>
+              <w:rPr>
+                <w:rFonts w:ascii="Times New Roman" w:hAnsi="Times New Roman" w:cs="Times New Roman"/>
+                <w:lang w:val="en-US"/>
+              </w:rPr>
+            </w:pPr>
+            <w:r>
+              <w:rPr>
+                <w:rFonts w:ascii="Times New Roman" w:hAnsi="Times New Roman" w:cs="Times New Roman"/>
+                <w:lang w:val="en-US"/>
+              </w:rPr>
+              <w:t xml:space="preserve">Xi </w:t>
             </w:r>
             <w:proofErr w:type="spellStart"/>
             <w:r>
@@ -627,7 +1114,7 @@
                 <w:rFonts w:ascii="Times New Roman" w:hAnsi="Times New Roman" w:cs="Times New Roman"/>
                 <w:lang w:val="en-US"/>
               </w:rPr>
-              <w:t>Zhuoran</w:t>
+              <w:t>Zixun</w:t>
             </w:r>
             <w:proofErr w:type="spellEnd"/>
             <w:r>
@@ -635,7 +1122,908 @@
                 <w:rFonts w:ascii="Times New Roman" w:hAnsi="Times New Roman" w:cs="Times New Roman"/>
                 <w:lang w:val="en-US"/>
               </w:rPr>
-              <w:t xml:space="preserve"> (Sunday, 15 March 2026)</w:t>
+              <w:t xml:space="preserve"> </w:t>
+            </w:r>
+          </w:p>
+          <w:p>
+            <w:pPr>
+              <w:pStyle w:val="ListParagraph"/>
+              <w:widowControl/>
+              <w:numPr>
+                <w:ilvl w:val="0"/>
+                <w:numId w:val="1"/>
+              </w:numPr>
+              <w:ind w:left="401"/>
+              <w:rPr>
+                <w:rFonts w:ascii="Times New Roman" w:hAnsi="Times New Roman" w:cs="Times New Roman"/>
+                <w:lang w:val="en-US"/>
+              </w:rPr>
+            </w:pPr>
+            <w:r>
+              <w:rPr>
+                <w:rFonts w:ascii="Times New Roman" w:hAnsi="Times New Roman" w:cs="Times New Roman"/>
+                <w:lang w:val="en-US"/>
+              </w:rPr>
+              <w:t>Wang Zhuoran</w:t>
+            </w:r>
+          </w:p>
+          <w:p>
+            <w:pPr>
+              <w:pStyle w:val="ListParagraph"/>
+              <w:widowControl/>
+              <w:numPr>
+                <w:ilvl w:val="0"/>
+                <w:numId w:val="1"/>
+              </w:numPr>
+              <w:ind w:left="401"/>
+              <w:rPr>
+                <w:rFonts w:ascii="Times New Roman" w:hAnsi="Times New Roman" w:cs="Times New Roman"/>
+                <w:lang w:val="en-US"/>
+              </w:rPr>
+            </w:pPr>
+            <w:r>
+              <w:rPr>
+                <w:rFonts w:ascii="Times New Roman" w:hAnsi="Times New Roman" w:cs="Times New Roman"/>
+                <w:lang w:val="en-US"/>
+              </w:rPr>
+              <w:t>Jin Qinhao</w:t>
+            </w:r>
+          </w:p>
+        </w:tc>
+      </w:tr>
+      <w:tr>
+        <w:trPr>
+          <w:trHeight w:val="2046"/>
+        </w:trPr>
+        <w:tc>
+          <w:tcPr>
+            <w:tcW w:w="4679" w:type="dxa"/>
+            <w:vMerge/>
+          </w:tcPr>
+          <w:p>
+            <w:pPr>
+              <w:rPr>
+                <w:rFonts w:ascii="Times New Roman" w:hAnsi="Times New Roman" w:cs="Times New Roman"/>
+                <w:lang w:val="en-US"/>
+              </w:rPr>
+            </w:pPr>
+          </w:p>
+        </w:tc>
+        <w:tc>
+          <w:tcPr>
+            <w:tcW w:w="4530" w:type="dxa"/>
+            <w:gridSpan w:val="2"/>
+            <w:vMerge w:val="restart"/>
+          </w:tcPr>
+          <w:p>
+            <w:pPr>
+              <w:rPr>
+                <w:rFonts w:ascii="Times New Roman" w:hAnsi="Times New Roman" w:cs="Times New Roman"/>
+                <w:b/>
+                <w:bCs/>
+                <w:lang w:val="en-US"/>
+              </w:rPr>
+            </w:pPr>
+            <w:r>
+              <w:rPr>
+                <w:rFonts w:ascii="Times New Roman" w:hAnsi="Times New Roman" w:cs="Times New Roman"/>
+                <w:b/>
+                <w:bCs/>
+                <w:lang w:val="en-US"/>
+              </w:rPr>
+              <w:t>ACTION ITEMS (Owner and deadline)</w:t>
+            </w:r>
+          </w:p>
+          <w:p>
+            <w:pPr>
+              <w:pStyle w:val="ListParagraph"/>
+              <w:widowControl/>
+              <w:numPr>
+                <w:ilvl w:val="0"/>
+                <w:numId w:val="3"/>
+              </w:numPr>
+              <w:rPr>
+                <w:rFonts w:ascii="Times New Roman" w:hAnsi="Times New Roman" w:cs="Times New Roman"/>
+                <w:lang w:val="en-US"/>
+              </w:rPr>
+            </w:pPr>
+            <w:r>
+              <w:rPr>
+                <w:rFonts w:ascii="Times New Roman" w:hAnsi="Times New Roman" w:cs="Times New Roman"/>
+                <w:lang w:val="en-US"/>
+              </w:rPr>
+              <w:t xml:space="preserve">Xi </w:t>
+            </w:r>
+            <w:proofErr w:type="spellStart"/>
+            <w:r>
+              <w:rPr>
+                <w:rFonts w:ascii="Times New Roman" w:hAnsi="Times New Roman" w:cs="Times New Roman"/>
+                <w:lang w:val="en-US"/>
+              </w:rPr>
+              <w:t>Zixun</w:t>
+            </w:r>
+            <w:proofErr w:type="spellEnd"/>
+            <w:r>
+              <w:rPr>
+                <w:rFonts w:ascii="Times New Roman" w:hAnsi="Times New Roman" w:cs="Times New Roman"/>
+                <w:lang w:val="en-US"/>
+              </w:rPr>
+              <w:t xml:space="preserve"> (30 March 2026 Deadline): EDA Update, proposal intro/data/research questions, shared arrivals framing, EDA </w:t>
+            </w:r>
+            <w:proofErr w:type="spellStart"/>
+            <w:r>
+              <w:rPr>
+                <w:rFonts w:ascii="Times New Roman" w:hAnsi="Times New Roman" w:cs="Times New Roman"/>
+                <w:lang w:val="en-US"/>
+              </w:rPr>
+              <w:t>ShinyApp</w:t>
+            </w:r>
+            <w:proofErr w:type="spellEnd"/>
+            <w:r>
+              <w:rPr>
+                <w:rFonts w:ascii="Times New Roman" w:hAnsi="Times New Roman" w:cs="Times New Roman"/>
+                <w:lang w:val="en-US"/>
+              </w:rPr>
+              <w:t xml:space="preserve"> Module.</w:t>
+            </w:r>
+          </w:p>
+          <w:p>
+            <w:pPr>
+              <w:pStyle w:val="ListParagraph"/>
+              <w:widowControl/>
+              <w:numPr>
+                <w:ilvl w:val="0"/>
+                <w:numId w:val="3"/>
+              </w:numPr>
+              <w:rPr>
+                <w:rFonts w:ascii="Times New Roman" w:hAnsi="Times New Roman" w:cs="Times New Roman"/>
+                <w:lang w:val="en-US"/>
+              </w:rPr>
+            </w:pPr>
+            <w:r>
+              <w:rPr>
+                <w:rFonts w:ascii="Times New Roman" w:hAnsi="Times New Roman" w:cs="Times New Roman"/>
+                <w:lang w:val="en-US"/>
+              </w:rPr>
+              <w:t xml:space="preserve">Wang Zhuoran (30 March 2026 Deadline): Clustering Prototype, Clustering </w:t>
+            </w:r>
+            <w:proofErr w:type="spellStart"/>
+            <w:r>
+              <w:rPr>
+                <w:rFonts w:ascii="Times New Roman" w:hAnsi="Times New Roman" w:cs="Times New Roman"/>
+                <w:lang w:val="en-US"/>
+              </w:rPr>
+              <w:t>ShinyApp</w:t>
+            </w:r>
+            <w:proofErr w:type="spellEnd"/>
+            <w:r>
+              <w:rPr>
+                <w:rFonts w:ascii="Times New Roman" w:hAnsi="Times New Roman" w:cs="Times New Roman"/>
+                <w:lang w:val="en-US"/>
+              </w:rPr>
+              <w:t xml:space="preserve"> module, storyboard, app shell integration.</w:t>
+            </w:r>
+          </w:p>
+          <w:p>
+            <w:pPr>
+              <w:pStyle w:val="ListParagraph"/>
+              <w:widowControl/>
+              <w:numPr>
+                <w:ilvl w:val="0"/>
+                <w:numId w:val="3"/>
+              </w:numPr>
+              <w:rPr>
+                <w:rFonts w:ascii="Times New Roman" w:hAnsi="Times New Roman" w:cs="Times New Roman"/>
+                <w:lang w:val="en-US"/>
+              </w:rPr>
+            </w:pPr>
+            <w:r>
+              <w:rPr>
+                <w:rFonts w:ascii="Times New Roman" w:hAnsi="Times New Roman" w:cs="Times New Roman"/>
+                <w:lang w:val="en-US"/>
+              </w:rPr>
+              <w:t xml:space="preserve">Jin Qinhao (30 March 2026 Deadline): Dataset update, Forecasting Prototype, Forecasting </w:t>
+            </w:r>
+            <w:proofErr w:type="spellStart"/>
+            <w:r>
+              <w:rPr>
+                <w:rFonts w:ascii="Times New Roman" w:hAnsi="Times New Roman" w:cs="Times New Roman"/>
+                <w:lang w:val="en-US"/>
+              </w:rPr>
+              <w:t>ShinyApp</w:t>
+            </w:r>
+            <w:proofErr w:type="spellEnd"/>
+            <w:r>
+              <w:rPr>
+                <w:rFonts w:ascii="Times New Roman" w:hAnsi="Times New Roman" w:cs="Times New Roman"/>
+                <w:lang w:val="en-US"/>
+              </w:rPr>
+              <w:t xml:space="preserve"> module, user guide, package audit, smoke test updates.</w:t>
+            </w:r>
+          </w:p>
+        </w:tc>
+      </w:tr>
+      <w:tr>
+        <w:tc>
+          <w:tcPr>
+            <w:tcW w:w="4679" w:type="dxa"/>
+          </w:tcPr>
+          <w:p>
+            <w:pPr>
+              <w:rPr>
+                <w:rFonts w:ascii="Times New Roman" w:hAnsi="Times New Roman" w:cs="Times New Roman"/>
+                <w:b/>
+                <w:bCs/>
+                <w:lang w:val="en-US"/>
+              </w:rPr>
+            </w:pPr>
+            <w:r>
+              <w:rPr>
+                <w:rFonts w:ascii="Times New Roman" w:hAnsi="Times New Roman" w:cs="Times New Roman"/>
+                <w:b/>
+                <w:bCs/>
+                <w:lang w:val="en-US"/>
+              </w:rPr>
+              <w:t>PARKING LOT</w:t>
+            </w:r>
+          </w:p>
+          <w:p>
+            <w:pPr>
+              <w:rPr>
+                <w:rFonts w:ascii="Times New Roman" w:hAnsi="Times New Roman" w:cs="Times New Roman"/>
+                <w:lang w:val="en-US"/>
+              </w:rPr>
+            </w:pPr>
+          </w:p>
+          <w:p>
+            <w:pPr>
+              <w:rPr>
+                <w:rFonts w:ascii="Times New Roman" w:hAnsi="Times New Roman" w:cs="Times New Roman"/>
+                <w:lang w:val="en-US"/>
+              </w:rPr>
+            </w:pPr>
+          </w:p>
+          <w:p>
+            <w:pPr>
+              <w:rPr>
+                <w:rFonts w:ascii="Times New Roman" w:hAnsi="Times New Roman" w:cs="Times New Roman"/>
+                <w:lang w:val="en-US"/>
+              </w:rPr>
+            </w:pPr>
+          </w:p>
+        </w:tc>
+        <w:tc>
+          <w:tcPr>
+            <w:tcW w:w="4530" w:type="dxa"/>
+            <w:gridSpan w:val="2"/>
+            <w:vMerge/>
+          </w:tcPr>
+          <w:p>
+            <w:pPr>
+              <w:rPr>
+                <w:rFonts w:ascii="Times New Roman" w:hAnsi="Times New Roman" w:cs="Times New Roman"/>
+                <w:lang w:val="en-US"/>
+              </w:rPr>
+            </w:pPr>
+          </w:p>
+        </w:tc>
+      </w:tr>
+    </w:tbl>
+    <w:p>
+      <w:pPr>
+        <w:rPr>
+          <w:rFonts w:ascii="Times New Roman" w:hAnsi="Times New Roman" w:cs="Times New Roman"/>
+          <w:lang w:val="en-US"/>
+        </w:rPr>
+      </w:pPr>
+    </w:p>
+    <w:p>
+      <w:pPr>
+        <w:rPr>
+          <w:rFonts w:ascii="Times New Roman" w:hAnsi="Times New Roman" w:cs="Times New Roman"/>
+          <w:lang w:val="en-US"/>
+        </w:rPr>
+      </w:pPr>
+    </w:p>
+    <w:p>
+      <w:pPr>
+        <w:rPr>
+          <w:rFonts w:ascii="Times New Roman" w:hAnsi="Times New Roman" w:cs="Times New Roman"/>
+          <w:lang w:val="en-US"/>
+        </w:rPr>
+      </w:pPr>
+    </w:p>
+    <w:p>
+      <w:pPr>
+        <w:rPr>
+          <w:rFonts w:ascii="Times New Roman" w:hAnsi="Times New Roman" w:cs="Times New Roman"/>
+          <w:lang w:val="en-US"/>
+        </w:rPr>
+      </w:pPr>
+    </w:p>
+    <w:p>
+      <w:pPr>
+        <w:tabs>
+          <w:tab w:val="right" w:pos="8931"/>
+        </w:tabs>
+        <w:spacing w:after="0" w:line="240" w:lineRule="auto"/>
+        <w:ind w:left="-284"/>
+        <w:rPr>
+          <w:rFonts w:ascii="Times New Roman" w:hAnsi="Times New Roman" w:cs="Times New Roman"/>
+          <w:b/>
+          <w:bCs/>
+          <w:sz w:val="28"/>
+          <w:szCs w:val="28"/>
+          <w:lang w:val="en-US"/>
+        </w:rPr>
+      </w:pPr>
+      <w:r>
+        <w:rPr>
+          <w:rFonts w:ascii="Times New Roman" w:hAnsi="Times New Roman" w:cs="Times New Roman"/>
+          <w:b/>
+          <w:bCs/>
+          <w:sz w:val="40"/>
+          <w:szCs w:val="40"/>
+          <w:lang w:val="en-US"/>
+        </w:rPr>
+        <w:t>Group Meeting Minutes</w:t>
+      </w:r>
+      <w:r>
+        <w:rPr>
+          <w:rFonts w:ascii="Times New Roman" w:hAnsi="Times New Roman" w:cs="Times New Roman"/>
+        </w:rPr>
+        <w:tab/>
+      </w:r>
+    </w:p>
+    <w:p>
+      <w:pPr>
+        <w:tabs>
+          <w:tab w:val="right" w:pos="8931"/>
+        </w:tabs>
+        <w:spacing w:after="0" w:line="240" w:lineRule="auto"/>
+        <w:ind w:left="-284"/>
+        <w:rPr>
+          <w:rFonts w:ascii="Times New Roman" w:hAnsi="Times New Roman" w:cs="Times New Roman"/>
+          <w:sz w:val="28"/>
+          <w:szCs w:val="28"/>
+          <w:lang w:val="en-US"/>
+        </w:rPr>
+      </w:pPr>
+      <w:r>
+        <w:rPr>
+          <w:rFonts w:ascii="Times New Roman" w:hAnsi="Times New Roman" w:cs="Times New Roman"/>
+          <w:b/>
+          <w:bCs/>
+          <w:sz w:val="28"/>
+          <w:szCs w:val="28"/>
+          <w:lang w:val="en-US"/>
+        </w:rPr>
+        <w:t xml:space="preserve">Date / Time: </w:t>
+      </w:r>
+      <w:r>
+        <w:rPr>
+          <w:rFonts w:ascii="Times New Roman" w:hAnsi="Times New Roman" w:cs="Times New Roman"/>
+          <w:sz w:val="24"/>
+          <w:szCs w:val="24"/>
+          <w:lang w:val="en-US"/>
+        </w:rPr>
+        <w:t>31</w:t>
+      </w:r>
+      <w:r>
+        <w:rPr>
+          <w:rFonts w:ascii="Times New Roman" w:hAnsi="Times New Roman" w:cs="Times New Roman"/>
+          <w:sz w:val="24"/>
+          <w:szCs w:val="24"/>
+          <w:lang w:val="en-US"/>
+        </w:rPr>
+        <w:t xml:space="preserve"> March 2026 (</w:t>
+      </w:r>
+      <w:r>
+        <w:rPr>
+          <w:rFonts w:ascii="Times New Roman" w:hAnsi="Times New Roman" w:cs="Times New Roman"/>
+          <w:sz w:val="24"/>
+          <w:szCs w:val="24"/>
+          <w:lang w:val="en-US"/>
+        </w:rPr>
+        <w:t>4pm</w:t>
+      </w:r>
+      <w:r>
+        <w:rPr>
+          <w:rFonts w:ascii="Times New Roman" w:hAnsi="Times New Roman" w:cs="Times New Roman"/>
+          <w:sz w:val="24"/>
+          <w:szCs w:val="24"/>
+          <w:lang w:val="en-US"/>
+        </w:rPr>
+        <w:t xml:space="preserve"> </w:t>
+      </w:r>
+      <w:r>
+        <w:rPr>
+          <w:rFonts w:ascii="Times New Roman" w:hAnsi="Times New Roman" w:cs="Times New Roman"/>
+          <w:sz w:val="24"/>
+          <w:szCs w:val="24"/>
+          <w:lang w:val="en-US"/>
+        </w:rPr>
+        <w:t>– 4.30pm</w:t>
+      </w:r>
+      <w:r>
+        <w:rPr>
+          <w:rFonts w:ascii="Times New Roman" w:hAnsi="Times New Roman" w:cs="Times New Roman"/>
+          <w:sz w:val="24"/>
+          <w:szCs w:val="24"/>
+          <w:lang w:val="en-US"/>
+        </w:rPr>
+        <w:t>)</w:t>
+      </w:r>
+      <w:r>
+        <w:rPr>
+          <w:rFonts w:ascii="Times New Roman" w:hAnsi="Times New Roman" w:cs="Times New Roman"/>
+          <w:sz w:val="24"/>
+          <w:szCs w:val="24"/>
+          <w:lang w:val="en-US"/>
+        </w:rPr>
+        <w:tab/>
+      </w:r>
+      <w:r>
+        <w:rPr>
+          <w:rFonts w:ascii="Times New Roman" w:hAnsi="Times New Roman" w:cs="Times New Roman"/>
+          <w:sz w:val="28"/>
+          <w:szCs w:val="28"/>
+          <w:lang w:val="en-US"/>
+        </w:rPr>
+        <w:t xml:space="preserve"> Group 14</w:t>
+      </w:r>
+    </w:p>
+    <w:p>
+      <w:pPr>
+        <w:tabs>
+          <w:tab w:val="right" w:pos="8931"/>
+        </w:tabs>
+        <w:spacing w:after="0" w:line="240" w:lineRule="auto"/>
+        <w:ind w:left="-284"/>
+        <w:rPr>
+          <w:rFonts w:ascii="Times New Roman" w:hAnsi="Times New Roman" w:cs="Times New Roman"/>
+          <w:sz w:val="28"/>
+          <w:szCs w:val="28"/>
+          <w:lang w:val="en-US"/>
+        </w:rPr>
+      </w:pPr>
+      <w:r>
+        <w:rPr>
+          <w:rFonts w:ascii="Times New Roman" w:hAnsi="Times New Roman" w:cs="Times New Roman"/>
+          <w:b/>
+          <w:bCs/>
+          <w:sz w:val="28"/>
+          <w:szCs w:val="28"/>
+          <w:lang w:val="en-US"/>
+        </w:rPr>
+        <w:t xml:space="preserve">Location: </w:t>
+      </w:r>
+      <w:r>
+        <w:rPr>
+          <w:rFonts w:ascii="Times New Roman" w:hAnsi="Times New Roman" w:cs="Times New Roman"/>
+          <w:sz w:val="28"/>
+          <w:szCs w:val="28"/>
+          <w:lang w:val="en-US"/>
+        </w:rPr>
+        <w:t>Online Meeting</w:t>
+      </w:r>
+    </w:p>
+    <w:p>
+      <w:pPr>
+        <w:tabs>
+          <w:tab w:val="right" w:pos="8931"/>
+        </w:tabs>
+        <w:spacing w:after="0" w:line="240" w:lineRule="auto"/>
+        <w:rPr>
+          <w:rFonts w:ascii="Times New Roman" w:hAnsi="Times New Roman" w:cs="Times New Roman"/>
+          <w:b/>
+          <w:bCs/>
+          <w:sz w:val="18"/>
+          <w:szCs w:val="18"/>
+          <w:lang w:val="en-US"/>
+        </w:rPr>
+      </w:pPr>
+    </w:p>
+    <w:tbl>
+      <w:tblPr>
+        <w:tblStyle w:val="TableGrid"/>
+        <w:tblW w:w="9209" w:type="dxa"/>
+        <w:tblInd w:w="-289" w:type="dxa"/>
+        <w:tblLook w:val="04A0" w:firstRow="1" w:lastRow="0" w:firstColumn="1" w:lastColumn="0" w:noHBand="0" w:noVBand="1"/>
+      </w:tblPr>
+      <w:tblGrid>
+        <w:gridCol w:w="4679"/>
+        <w:gridCol w:w="2693"/>
+        <w:gridCol w:w="1837"/>
+      </w:tblGrid>
+      <w:tr>
+        <w:tc>
+          <w:tcPr>
+            <w:tcW w:w="4679" w:type="dxa"/>
+            <w:vMerge w:val="restart"/>
+          </w:tcPr>
+          <w:p>
+            <w:pPr>
+              <w:rPr>
+                <w:rFonts w:ascii="Times New Roman" w:hAnsi="Times New Roman" w:cs="Times New Roman"/>
+                <w:b/>
+                <w:bCs/>
+                <w:lang w:val="en-US"/>
+              </w:rPr>
+            </w:pPr>
+            <w:r>
+              <w:rPr>
+                <w:rFonts w:ascii="Times New Roman" w:hAnsi="Times New Roman" w:cs="Times New Roman"/>
+                <w:b/>
+                <w:bCs/>
+                <w:lang w:val="en-US"/>
+              </w:rPr>
+              <w:t>MEETING NOTES</w:t>
+            </w:r>
+          </w:p>
+          <w:p>
+            <w:pPr>
+              <w:pStyle w:val="ListParagraph"/>
+              <w:widowControl/>
+              <w:numPr>
+                <w:ilvl w:val="0"/>
+                <w:numId w:val="3"/>
+              </w:numPr>
+              <w:rPr>
+                <w:rFonts w:ascii="Times New Roman" w:hAnsi="Times New Roman" w:cs="Times New Roman"/>
+              </w:rPr>
+            </w:pPr>
+            <w:r>
+              <w:rPr>
+                <w:rFonts w:ascii="Times New Roman" w:hAnsi="Times New Roman" w:cs="Times New Roman"/>
+              </w:rPr>
+              <w:t>Reviewed About Shiny App Modules on Design and Requirements for final submission</w:t>
+            </w:r>
+          </w:p>
+          <w:p>
+            <w:pPr>
+              <w:pStyle w:val="ListParagraph"/>
+              <w:widowControl/>
+              <w:numPr>
+                <w:ilvl w:val="0"/>
+                <w:numId w:val="3"/>
+              </w:numPr>
+              <w:rPr>
+                <w:rFonts w:ascii="Times New Roman" w:hAnsi="Times New Roman" w:cs="Times New Roman"/>
+              </w:rPr>
+            </w:pPr>
+            <w:r>
+              <w:rPr>
+                <w:rFonts w:ascii="Times New Roman" w:hAnsi="Times New Roman" w:cs="Times New Roman"/>
+              </w:rPr>
+              <w:t>Poster Discussion</w:t>
+            </w:r>
+          </w:p>
+        </w:tc>
+        <w:tc>
+          <w:tcPr>
+            <w:tcW w:w="2693" w:type="dxa"/>
+          </w:tcPr>
+          <w:p>
+            <w:pPr>
+              <w:rPr>
+                <w:rFonts w:ascii="Times New Roman" w:hAnsi="Times New Roman" w:cs="Times New Roman"/>
+                <w:b/>
+                <w:bCs/>
+                <w:lang w:val="en-US"/>
+              </w:rPr>
+            </w:pPr>
+            <w:r>
+              <w:rPr>
+                <w:rFonts w:ascii="Times New Roman" w:hAnsi="Times New Roman" w:cs="Times New Roman"/>
+                <w:b/>
+                <w:bCs/>
+                <w:lang w:val="en-US"/>
+              </w:rPr>
+              <w:t>AGENDA (and priority)</w:t>
+            </w:r>
+          </w:p>
+          <w:p>
+            <w:pPr>
+              <w:pStyle w:val="ListParagraph"/>
+              <w:widowControl/>
+              <w:numPr>
+                <w:ilvl w:val="0"/>
+                <w:numId w:val="2"/>
+              </w:numPr>
+              <w:ind w:left="463"/>
+              <w:rPr>
+                <w:rFonts w:ascii="Times New Roman" w:hAnsi="Times New Roman" w:cs="Times New Roman"/>
+                <w:lang w:val="en-US"/>
+              </w:rPr>
+            </w:pPr>
+            <w:r>
+              <w:rPr>
+                <w:rFonts w:ascii="Times New Roman" w:hAnsi="Times New Roman" w:cs="Times New Roman"/>
+                <w:lang w:val="en-US"/>
+              </w:rPr>
+              <w:t>Project Discussio</w:t>
+            </w:r>
+            <w:r>
+              <w:rPr>
+                <w:rFonts w:ascii="Times New Roman" w:hAnsi="Times New Roman" w:cs="Times New Roman"/>
+                <w:lang w:val="en-US"/>
+              </w:rPr>
+              <w:t>n</w:t>
+            </w:r>
+          </w:p>
+        </w:tc>
+        <w:tc>
+          <w:tcPr>
+            <w:tcW w:w="1837" w:type="dxa"/>
+          </w:tcPr>
+          <w:p>
+            <w:pPr>
+              <w:rPr>
+                <w:rFonts w:ascii="Times New Roman" w:hAnsi="Times New Roman" w:cs="Times New Roman"/>
+                <w:b/>
+                <w:bCs/>
+                <w:lang w:val="en-US"/>
+              </w:rPr>
+            </w:pPr>
+            <w:r>
+              <w:rPr>
+                <w:rFonts w:ascii="Times New Roman" w:hAnsi="Times New Roman" w:cs="Times New Roman"/>
+                <w:b/>
+                <w:bCs/>
+                <w:lang w:val="en-US"/>
+              </w:rPr>
+              <w:t>Attendees</w:t>
+            </w:r>
+          </w:p>
+          <w:p>
+            <w:pPr>
+              <w:pStyle w:val="ListParagraph"/>
+              <w:widowControl/>
+              <w:numPr>
+                <w:ilvl w:val="0"/>
+                <w:numId w:val="1"/>
+              </w:numPr>
+              <w:ind w:left="401"/>
+              <w:rPr>
+                <w:rFonts w:ascii="Times New Roman" w:hAnsi="Times New Roman" w:cs="Times New Roman"/>
+                <w:lang w:val="en-US"/>
+              </w:rPr>
+            </w:pPr>
+            <w:r>
+              <w:rPr>
+                <w:rFonts w:ascii="Times New Roman" w:hAnsi="Times New Roman" w:cs="Times New Roman"/>
+                <w:lang w:val="en-US"/>
+              </w:rPr>
+              <w:t xml:space="preserve">Xi </w:t>
+            </w:r>
+            <w:proofErr w:type="spellStart"/>
+            <w:r>
+              <w:rPr>
+                <w:rFonts w:ascii="Times New Roman" w:hAnsi="Times New Roman" w:cs="Times New Roman"/>
+                <w:lang w:val="en-US"/>
+              </w:rPr>
+              <w:t>Zixun</w:t>
+            </w:r>
+            <w:proofErr w:type="spellEnd"/>
+            <w:r>
+              <w:rPr>
+                <w:rFonts w:ascii="Times New Roman" w:hAnsi="Times New Roman" w:cs="Times New Roman"/>
+                <w:lang w:val="en-US"/>
+              </w:rPr>
+              <w:t xml:space="preserve"> </w:t>
+            </w:r>
+          </w:p>
+          <w:p>
+            <w:pPr>
+              <w:pStyle w:val="ListParagraph"/>
+              <w:widowControl/>
+              <w:numPr>
+                <w:ilvl w:val="0"/>
+                <w:numId w:val="1"/>
+              </w:numPr>
+              <w:ind w:left="401"/>
+              <w:rPr>
+                <w:rFonts w:ascii="Times New Roman" w:hAnsi="Times New Roman" w:cs="Times New Roman"/>
+                <w:lang w:val="en-US"/>
+              </w:rPr>
+            </w:pPr>
+            <w:r>
+              <w:rPr>
+                <w:rFonts w:ascii="Times New Roman" w:hAnsi="Times New Roman" w:cs="Times New Roman"/>
+                <w:lang w:val="en-US"/>
+              </w:rPr>
+              <w:t>Wang Zhuoran</w:t>
+            </w:r>
+          </w:p>
+          <w:p>
+            <w:pPr>
+              <w:pStyle w:val="ListParagraph"/>
+              <w:widowControl/>
+              <w:numPr>
+                <w:ilvl w:val="0"/>
+                <w:numId w:val="1"/>
+              </w:numPr>
+              <w:ind w:left="401"/>
+              <w:rPr>
+                <w:rFonts w:ascii="Times New Roman" w:hAnsi="Times New Roman" w:cs="Times New Roman"/>
+                <w:lang w:val="en-US"/>
+              </w:rPr>
+            </w:pPr>
+            <w:r>
+              <w:rPr>
+                <w:rFonts w:ascii="Times New Roman" w:hAnsi="Times New Roman" w:cs="Times New Roman"/>
+                <w:lang w:val="en-US"/>
+              </w:rPr>
+              <w:t>Jin Qinhao</w:t>
+            </w:r>
+          </w:p>
+        </w:tc>
+      </w:tr>
+      <w:tr>
+        <w:trPr>
+          <w:trHeight w:val="2046"/>
+        </w:trPr>
+        <w:tc>
+          <w:tcPr>
+            <w:tcW w:w="4679" w:type="dxa"/>
+            <w:vMerge/>
+          </w:tcPr>
+          <w:p>
+            <w:pPr>
+              <w:rPr>
+                <w:rFonts w:ascii="Times New Roman" w:hAnsi="Times New Roman" w:cs="Times New Roman"/>
+                <w:lang w:val="en-US"/>
+              </w:rPr>
+            </w:pPr>
+          </w:p>
+        </w:tc>
+        <w:tc>
+          <w:tcPr>
+            <w:tcW w:w="4530" w:type="dxa"/>
+            <w:gridSpan w:val="2"/>
+            <w:vMerge w:val="restart"/>
+          </w:tcPr>
+          <w:p>
+            <w:pPr>
+              <w:rPr>
+                <w:rFonts w:ascii="Times New Roman" w:hAnsi="Times New Roman" w:cs="Times New Roman"/>
+                <w:b/>
+                <w:bCs/>
+                <w:lang w:val="en-US"/>
+              </w:rPr>
+            </w:pPr>
+            <w:r>
+              <w:rPr>
+                <w:rFonts w:ascii="Times New Roman" w:hAnsi="Times New Roman" w:cs="Times New Roman"/>
+                <w:b/>
+                <w:bCs/>
+                <w:lang w:val="en-US"/>
+              </w:rPr>
+              <w:t>ACTION ITEMS (Owner and deadline)</w:t>
+            </w:r>
+          </w:p>
+          <w:p>
+            <w:pPr>
+              <w:pStyle w:val="ListParagraph"/>
+              <w:widowControl/>
+              <w:numPr>
+                <w:ilvl w:val="0"/>
+                <w:numId w:val="3"/>
+              </w:numPr>
+              <w:rPr>
+                <w:rFonts w:ascii="Times New Roman" w:hAnsi="Times New Roman" w:cs="Times New Roman"/>
+                <w:lang w:val="en-US"/>
+              </w:rPr>
+            </w:pPr>
+            <w:r>
+              <w:rPr>
+                <w:rFonts w:ascii="Times New Roman" w:hAnsi="Times New Roman" w:cs="Times New Roman"/>
+                <w:lang w:val="en-US"/>
+              </w:rPr>
+              <w:t xml:space="preserve">1. Xi </w:t>
+            </w:r>
+            <w:proofErr w:type="spellStart"/>
+            <w:r>
+              <w:rPr>
+                <w:rFonts w:ascii="Times New Roman" w:hAnsi="Times New Roman" w:cs="Times New Roman"/>
+                <w:lang w:val="en-US"/>
+              </w:rPr>
+              <w:t>Zixun</w:t>
+            </w:r>
+            <w:proofErr w:type="spellEnd"/>
+            <w:r>
+              <w:rPr>
+                <w:rFonts w:ascii="Times New Roman" w:hAnsi="Times New Roman" w:cs="Times New Roman"/>
+                <w:lang w:val="en-US"/>
+              </w:rPr>
+              <w:t xml:space="preserve"> </w:t>
+            </w:r>
+            <w:proofErr w:type="gramStart"/>
+            <w:r>
+              <w:rPr>
+                <w:rFonts w:ascii="Times New Roman" w:hAnsi="Times New Roman" w:cs="Times New Roman"/>
+                <w:lang w:val="en-US"/>
+              </w:rPr>
+              <w:t>( 1</w:t>
+            </w:r>
+            <w:proofErr w:type="gramEnd"/>
+            <w:r>
+              <w:rPr>
+                <w:rFonts w:ascii="Times New Roman" w:hAnsi="Times New Roman" w:cs="Times New Roman"/>
+                <w:lang w:val="en-US"/>
+              </w:rPr>
+              <w:t xml:space="preserve"> April 2026) - Complete User Guide for Shiny App Module - Time Series Analysis.</w:t>
+            </w:r>
+          </w:p>
+          <w:p>
+            <w:pPr>
+              <w:pStyle w:val="ListParagraph"/>
+              <w:widowControl/>
+              <w:numPr>
+                <w:ilvl w:val="0"/>
+                <w:numId w:val="3"/>
+              </w:numPr>
+              <w:rPr>
+                <w:rFonts w:ascii="Times New Roman" w:hAnsi="Times New Roman" w:cs="Times New Roman"/>
+                <w:lang w:val="en-US"/>
+              </w:rPr>
+            </w:pPr>
+            <w:r>
+              <w:rPr>
+                <w:rFonts w:ascii="Times New Roman" w:hAnsi="Times New Roman" w:cs="Times New Roman"/>
+                <w:lang w:val="en-US"/>
+              </w:rPr>
+              <w:t xml:space="preserve">2. Wang Zhuoran (1 April 2026) </w:t>
+            </w:r>
+            <w:r>
+              <w:rPr>
+                <w:rFonts w:ascii="Times New Roman" w:hAnsi="Times New Roman" w:cs="Times New Roman"/>
+                <w:lang w:val="en-US"/>
+              </w:rPr>
+              <w:t>Finalization</w:t>
+            </w:r>
+            <w:r>
+              <w:rPr>
+                <w:rFonts w:ascii="Times New Roman" w:hAnsi="Times New Roman" w:cs="Times New Roman"/>
+                <w:lang w:val="en-US"/>
+              </w:rPr>
+              <w:t xml:space="preserve"> of Poster Design, and Complete User Guide for Shiny App - Time Series Clustering</w:t>
+            </w:r>
+          </w:p>
+          <w:p>
+            <w:pPr>
+              <w:pStyle w:val="ListParagraph"/>
+              <w:widowControl/>
+              <w:numPr>
+                <w:ilvl w:val="0"/>
+                <w:numId w:val="3"/>
+              </w:numPr>
+              <w:rPr>
+                <w:rFonts w:ascii="Times New Roman" w:hAnsi="Times New Roman" w:cs="Times New Roman"/>
+                <w:lang w:val="en-US"/>
+              </w:rPr>
+            </w:pPr>
+            <w:r>
+              <w:rPr>
+                <w:rFonts w:ascii="Times New Roman" w:hAnsi="Times New Roman" w:cs="Times New Roman"/>
+                <w:lang w:val="en-US"/>
+              </w:rPr>
+              <w:t xml:space="preserve">3. Jin Qinhao (1 April 2026) - </w:t>
+            </w:r>
+            <w:r>
+              <w:rPr>
+                <w:rFonts w:ascii="Times New Roman" w:hAnsi="Times New Roman" w:cs="Times New Roman"/>
+                <w:lang w:val="en-US"/>
+              </w:rPr>
+              <w:t>Complete</w:t>
+            </w:r>
+            <w:r>
+              <w:rPr>
+                <w:rFonts w:ascii="Times New Roman" w:hAnsi="Times New Roman" w:cs="Times New Roman"/>
+                <w:lang w:val="en-US"/>
+              </w:rPr>
+              <w:t xml:space="preserve"> User Guide for Shiny App - Forecasting Model</w:t>
             </w:r>
           </w:p>
         </w:tc>
@@ -1731,7 +3119,6 @@
   <w:style w:type="character" w:default="1" w:styleId="DefaultParagraphFont">
     <w:name w:val="Default Paragraph Font"/>
     <w:uiPriority w:val="1"/>
-    <w:semiHidden/>
     <w:unhideWhenUsed/>
   </w:style>
   <w:style w:type="table" w:default="1" w:styleId="TableNormal">
